--- a/deliverables/北京交通大学计算机与信息技术学院实习实训日志-胡哲祺-24281098.docx
+++ b/deliverables/北京交通大学计算机与信息技术学院实习实训日志-胡哲祺-24281098.docx
@@ -186,17 +186,7 @@
             <w:vAlign w:val="center"/>
           </w:tcPr>
           <w:p>
-            <w:pPr>
-              <w:spacing w:after="0"/>
-            </w:pPr>
-            <w:r/>
             <w:r>
-              <w:rPr>
-                <w:rFonts w:ascii="Microsoft YaHei" w:hAnsi="Microsoft YaHei" w:eastAsia="Microsoft YaHei"/>
-                <w:b w:val="0"/>
-                <w:color w:val="202124"/>
-                <w:sz w:val="18"/>
-              </w:rPr>
               <w:t>2026-07-11</w:t>
             </w:r>
           </w:p>
@@ -207,18 +197,8 @@
             <w:vAlign w:val="center"/>
           </w:tcPr>
           <w:p>
-            <w:pPr>
-              <w:spacing w:after="0"/>
-            </w:pPr>
-            <w:r/>
             <w:r>
-              <w:rPr>
-                <w:rFonts w:ascii="Microsoft YaHei" w:hAnsi="Microsoft YaHei" w:eastAsia="Microsoft YaHei"/>
-                <w:b w:val="0"/>
-                <w:color w:val="202124"/>
-                <w:sz w:val="18"/>
-              </w:rPr>
-              <w:t>审核公开数据集候选方案，确定三个数据源及最终成果范围。</w:t>
+              <w:t>确定 CCPD 国内车牌数据作为最终训练方向，审核数据方案。</w:t>
             </w:r>
           </w:p>
         </w:tc>
@@ -228,17 +208,7 @@
             <w:vAlign w:val="center"/>
           </w:tcPr>
           <w:p>
-            <w:pPr>
-              <w:spacing w:after="0"/>
-            </w:pPr>
-            <w:r/>
             <w:r>
-              <w:rPr>
-                <w:rFonts w:ascii="Microsoft YaHei" w:hAnsi="Microsoft YaHei" w:eastAsia="Microsoft YaHei"/>
-                <w:b w:val="0"/>
-                <w:color w:val="202124"/>
-                <w:sz w:val="18"/>
-              </w:rPr>
               <w:t>已完成</w:t>
             </w:r>
           </w:p>
@@ -381,17 +351,7 @@
             <w:vAlign w:val="center"/>
           </w:tcPr>
           <w:p>
-            <w:pPr>
-              <w:spacing w:after="0"/>
-            </w:pPr>
-            <w:r/>
             <w:r>
-              <w:rPr>
-                <w:rFonts w:ascii="Microsoft YaHei" w:hAnsi="Microsoft YaHei" w:eastAsia="Microsoft YaHei"/>
-                <w:b w:val="0"/>
-                <w:color w:val="202124"/>
-                <w:sz w:val="18"/>
-              </w:rPr>
               <w:t>2026-07-14</w:t>
             </w:r>
           </w:p>
@@ -402,18 +362,8 @@
             <w:vAlign w:val="center"/>
           </w:tcPr>
           <w:p>
-            <w:pPr>
-              <w:spacing w:after="0"/>
-            </w:pPr>
-            <w:r/>
             <w:r>
-              <w:rPr>
-                <w:rFonts w:ascii="Microsoft YaHei" w:hAnsi="Microsoft YaHei" w:eastAsia="Microsoft YaHei"/>
-                <w:b w:val="0"/>
-                <w:color w:val="202124"/>
-                <w:sz w:val="18"/>
-              </w:rPr>
-              <w:t>参与模型结构和训练参数讨论，确定轻量训练方案。</w:t>
+              <w:t>完善 YOLOv8 训练参数，配置 CUDA、早停和最佳权重导出。</w:t>
             </w:r>
           </w:p>
         </w:tc>
@@ -423,17 +373,7 @@
             <w:vAlign w:val="center"/>
           </w:tcPr>
           <w:p>
-            <w:pPr>
-              <w:spacing w:after="0"/>
-            </w:pPr>
-            <w:r/>
             <w:r>
-              <w:rPr>
-                <w:rFonts w:ascii="Microsoft YaHei" w:hAnsi="Microsoft YaHei" w:eastAsia="Microsoft YaHei"/>
-                <w:b w:val="0"/>
-                <w:color w:val="202124"/>
-                <w:sz w:val="18"/>
-              </w:rPr>
               <w:t>已完成</w:t>
             </w:r>
           </w:p>
@@ -446,17 +386,7 @@
             <w:vAlign w:val="center"/>
           </w:tcPr>
           <w:p>
-            <w:pPr>
-              <w:spacing w:after="0"/>
-            </w:pPr>
-            <w:r/>
             <w:r>
-              <w:rPr>
-                <w:rFonts w:ascii="Microsoft YaHei" w:hAnsi="Microsoft YaHei" w:eastAsia="Microsoft YaHei"/>
-                <w:b w:val="0"/>
-                <w:color w:val="202124"/>
-                <w:sz w:val="18"/>
-              </w:rPr>
               <w:t>2026-07-15</w:t>
             </w:r>
           </w:p>
@@ -467,18 +397,8 @@
             <w:vAlign w:val="center"/>
           </w:tcPr>
           <w:p>
-            <w:pPr>
-              <w:spacing w:after="0"/>
-            </w:pPr>
-            <w:r/>
             <w:r>
-              <w:rPr>
-                <w:rFonts w:ascii="Microsoft YaHei" w:hAnsi="Microsoft YaHei" w:eastAsia="Microsoft YaHei"/>
-                <w:b w:val="0"/>
-                <w:color w:val="202124"/>
-                <w:sz w:val="18"/>
-              </w:rPr>
-              <w:t>检查训练日志、损失变化和权重文件，记录实验关键指标。</w:t>
+              <w:t>执行 YOLOv8n 训练，训练至第 86 轮提前停止并验收 mAP50=0.995。</w:t>
             </w:r>
           </w:p>
         </w:tc>
@@ -488,17 +408,7 @@
             <w:vAlign w:val="center"/>
           </w:tcPr>
           <w:p>
-            <w:pPr>
-              <w:spacing w:after="0"/>
-            </w:pPr>
-            <w:r/>
             <w:r>
-              <w:rPr>
-                <w:rFonts w:ascii="Microsoft YaHei" w:hAnsi="Microsoft YaHei" w:eastAsia="Microsoft YaHei"/>
-                <w:b w:val="0"/>
-                <w:color w:val="202124"/>
-                <w:sz w:val="18"/>
-              </w:rPr>
               <w:t>已完成</w:t>
             </w:r>
           </w:p>
@@ -641,17 +551,7 @@
             <w:vAlign w:val="center"/>
           </w:tcPr>
           <w:p>
-            <w:pPr>
-              <w:spacing w:after="0"/>
-            </w:pPr>
-            <w:r/>
             <w:r>
-              <w:rPr>
-                <w:rFonts w:ascii="Microsoft YaHei" w:hAnsi="Microsoft YaHei" w:eastAsia="Microsoft YaHei"/>
-                <w:b w:val="0"/>
-                <w:color w:val="202124"/>
-                <w:sz w:val="18"/>
-              </w:rPr>
               <w:t>2026-07-18</w:t>
             </w:r>
           </w:p>
@@ -662,18 +562,8 @@
             <w:vAlign w:val="center"/>
           </w:tcPr>
           <w:p>
-            <w:pPr>
-              <w:spacing w:after="0"/>
-            </w:pPr>
-            <w:r/>
             <w:r>
-              <w:rPr>
-                <w:rFonts w:ascii="Microsoft YaHei" w:hAnsi="Microsoft YaHei" w:eastAsia="Microsoft YaHei"/>
-                <w:b w:val="0"/>
-                <w:color w:val="202124"/>
-                <w:sz w:val="18"/>
-              </w:rPr>
-              <w:t>统筹企业管理界面升级，核对演示逻辑和课程亮点。</w:t>
+              <w:t>组织识别误差复盘，验收 RapidOCR、人工复核和管理模块。</w:t>
             </w:r>
           </w:p>
         </w:tc>
@@ -683,17 +573,7 @@
             <w:vAlign w:val="center"/>
           </w:tcPr>
           <w:p>
-            <w:pPr>
-              <w:spacing w:after="0"/>
-            </w:pPr>
-            <w:r/>
             <w:r>
-              <w:rPr>
-                <w:rFonts w:ascii="Microsoft YaHei" w:hAnsi="Microsoft YaHei" w:eastAsia="Microsoft YaHei"/>
-                <w:b w:val="0"/>
-                <w:color w:val="202124"/>
-                <w:sz w:val="18"/>
-              </w:rPr>
               <w:t>已完成</w:t>
             </w:r>
           </w:p>
@@ -706,17 +586,7 @@
             <w:vAlign w:val="center"/>
           </w:tcPr>
           <w:p>
-            <w:pPr>
-              <w:spacing w:after="0"/>
-            </w:pPr>
-            <w:r/>
             <w:r>
-              <w:rPr>
-                <w:rFonts w:ascii="Microsoft YaHei" w:hAnsi="Microsoft YaHei" w:eastAsia="Microsoft YaHei"/>
-                <w:b w:val="0"/>
-                <w:color w:val="202124"/>
-                <w:sz w:val="18"/>
-              </w:rPr>
               <w:t>2026-07-19</w:t>
             </w:r>
           </w:p>
@@ -727,18 +597,8 @@
             <w:vAlign w:val="center"/>
           </w:tcPr>
           <w:p>
-            <w:pPr>
-              <w:spacing w:after="0"/>
-            </w:pPr>
-            <w:r/>
             <w:r>
-              <w:rPr>
-                <w:rFonts w:ascii="Microsoft YaHei" w:hAnsi="Microsoft YaHei" w:eastAsia="Microsoft YaHei"/>
-                <w:b w:val="0"/>
-                <w:color w:val="202124"/>
-                <w:sz w:val="18"/>
-              </w:rPr>
-              <w:t>统稿报告、PPT、日志和讲稿，完成材料检查与打包。</w:t>
+              <w:t>统稿报告、PPT、日志和讲稿，核对两类视频并生成最终提交包。</w:t>
             </w:r>
           </w:p>
         </w:tc>
@@ -748,17 +608,7 @@
             <w:vAlign w:val="center"/>
           </w:tcPr>
           <w:p>
-            <w:pPr>
-              <w:spacing w:after="0"/>
-            </w:pPr>
-            <w:r/>
             <w:r>
-              <w:rPr>
-                <w:rFonts w:ascii="Microsoft YaHei" w:hAnsi="Microsoft YaHei" w:eastAsia="Microsoft YaHei"/>
-                <w:b w:val="0"/>
-                <w:color w:val="202124"/>
-                <w:sz w:val="18"/>
-              </w:rPr>
               <w:t>已完成</w:t>
             </w:r>
           </w:p>
@@ -770,13 +620,7 @@
         <w:spacing w:before="240" w:line="300" w:lineRule="auto"/>
       </w:pPr>
       <w:r>
-        <w:rPr>
-          <w:rFonts w:ascii="Microsoft YaHei" w:hAnsi="Microsoft YaHei" w:eastAsia="Microsoft YaHei"/>
-          <w:b w:val="0"/>
-          <w:color w:val="202124"/>
-          <w:sz w:val="21"/>
-        </w:rPr>
-        <w:t>个人总结：本阶段主要承担总体设计、进度统筹、报告统稿、模型训练验收、答辩组织。通过连续 10 天的开发和协作，进一步熟悉了视觉 AI 项目从数据、模型到后端接口、前端展示和课程材料整理的完整过程。</w:t>
+        <w:t>个人总结：本阶段主要承担总体设计、YOLOv8 模型训练、进度统筹、训练结果验收、材料整合和答辩组织，贡献度 40%。通过连续 10 天的开发和协作，完成了从国内数据训练到系统落地和课程提交的完整过程。</w:t>
       </w:r>
     </w:p>
     <w:sectPr>
